--- a/resumes/Mikhail_Fedrunov_Technical_RU.docx
+++ b/resumes/Mikhail_Fedrunov_Technical_RU.docx
@@ -131,7 +131,7 @@
             <w:r>
               <w:drawing>
                 <wp:inline xmlns:a="http://schemas.openxmlformats.org/drawingml/2006/main" xmlns:pic="http://schemas.openxmlformats.org/drawingml/2006/picture">
-                  <wp:extent cx="810000" cy="1026000"/>
+                  <wp:extent cx="871200" cy="1306800"/>
                   <wp:docPr id="1" name="Picture 1"/>
                   <wp:cNvGraphicFramePr>
                     <a:graphicFrameLocks noChangeAspect="1"/>
@@ -140,7 +140,7 @@
                     <a:graphicData uri="http://schemas.openxmlformats.org/drawingml/2006/picture">
                       <pic:pic>
                         <pic:nvPicPr>
-                          <pic:cNvPr id="0" name="mikhail-fedrunov.jpg"/>
+                          <pic:cNvPr id="0" name="mikhail-fedrunov-resume.png"/>
                           <pic:cNvPicPr/>
                         </pic:nvPicPr>
                         <pic:blipFill>
@@ -152,7 +152,7 @@
                         <pic:spPr>
                           <a:xfrm>
                             <a:off x="0" y="0"/>
-                            <a:ext cx="810000" cy="1026000"/>
+                            <a:ext cx="871200" cy="1306800"/>
                           </a:xfrm>
                           <a:prstGeom prst="rect"/>
                         </pic:spPr>
@@ -294,7 +294,7 @@
           <w:color w:val="171717"/>
           <w:sz w:val="19"/>
         </w:rPr>
-        <w:t>1С-разработчик и бизнес-аналитик с практическим опытом автоматизации торговли, производства, склада, логистики, маркировки и документооборота. Самостоятельно прохожу полный цикл: уточняю задачу, разбираю процесс, проектирую решение, разрабатываю, тестирую, запускаю и сопровождаю.</w:t>
+        <w:t>1С-разработчик и бизнес-аналитик. Автоматизирую процессы торговли, производства, склада, логистики, маркировки и документооборота. Самостоятельно собираю требования, проектирую и разрабатываю решения, проверяю их на тестовой базе, внедряю и сопровождаю после запуска.</w:t>
       </w:r>
     </w:p>
     <w:p>
@@ -302,7 +302,7 @@
         <w:pStyle w:val="Heading2"/>
       </w:pPr>
       <w:r>
-        <w:t>Что получает работодатель</w:t>
+        <w:t>Ключевая квалификация</w:t>
       </w:r>
     </w:p>
     <w:p>
@@ -316,7 +316,7 @@
           <w:color w:val="171717"/>
           <w:sz w:val="18"/>
         </w:rPr>
-        <w:t>Один специалист закрывает разработку 1С, бизнес-анализ и интеграционные задачи.</w:t>
+        <w:t>Разработка на платформе 1С: расширения, внешние обработки, отчёты, документы, регистры и печатные формы.</w:t>
       </w:r>
     </w:p>
     <w:p>
@@ -330,7 +330,7 @@
           <w:color w:val="171717"/>
           <w:sz w:val="18"/>
         </w:rPr>
-        <w:t>Решения строятся вокруг реального процесса пользователя, а не только технического задания.</w:t>
+        <w:t>Интеграции через HTTP/True API, FTP, JSON и XML; фоновые и регламентные задания.</w:t>
       </w:r>
     </w:p>
     <w:p>
@@ -344,7 +344,7 @@
           <w:color w:val="171717"/>
           <w:sz w:val="18"/>
         </w:rPr>
-        <w:t>Рабочие инструменты внедряются в production и сопровождаются после запуска.</w:t>
+        <w:t>Сбор требований и анализ процессов совместно с бухгалтерией, продажами, логистикой, складом и руководством.</w:t>
       </w:r>
     </w:p>
     <w:p>
@@ -358,7 +358,7 @@
           <w:color w:val="171717"/>
           <w:sz w:val="18"/>
         </w:rPr>
-        <w:t>Опыт внутри склада и логистики помогает быстро понимать движение товара и документов.</w:t>
+        <w:t>Практическое понимание складского учёта, движения товара, первичных документов и межбазовых обменов.</w:t>
       </w:r>
     </w:p>
     <w:p>
@@ -985,7 +985,7 @@
           <w:color w:val="171717"/>
           <w:sz w:val="19"/>
         </w:rPr>
-        <w:t>Ниже приведены показательные кейсы, а не полный список выполненных задач. Нестандартные запросы руководства и пользователей самостоятельно формализовывались и доводились до рабочего результата.</w:t>
+        <w:t>Ниже приведена часть реализованных решений. Помимо этих проектов, выполнял текущие доработки по запросам руководства и пользователей: самостоятельно уточнял требования и отвечал за результат после внедрения.</w:t>
       </w:r>
     </w:p>
     <w:p>
@@ -1089,46 +1089,6 @@
           <w:color w:val="171717"/>
           <w:sz w:val="19"/>
         </w:rPr>
-        <w:t>Контекст.</w:t>
-      </w:r>
-      <w:r>
-        <w:rPr>
-          <w:rFonts w:ascii="Arial" w:hAnsi="Arial"/>
-          <w:b w:val="0"/>
-          <w:color w:val="171717"/>
-          <w:sz w:val="19"/>
-        </w:rPr>
-        <w:t xml:space="preserve"> Фоновая проверка документов и владельцев кодов через True API.</w:t>
-      </w:r>
-    </w:p>
-    <w:p>
-      <w:r>
-        <w:rPr>
-          <w:rFonts w:ascii="Arial" w:hAnsi="Arial"/>
-          <w:b/>
-          <w:color w:val="171717"/>
-          <w:sz w:val="19"/>
-        </w:rPr>
-        <w:t>Технические сложности.</w:t>
-      </w:r>
-      <w:r>
-        <w:rPr>
-          <w:rFonts w:ascii="Arial" w:hAnsi="Arial"/>
-          <w:b w:val="0"/>
-          <w:color w:val="171717"/>
-          <w:sz w:val="19"/>
-        </w:rPr>
-        <w:t xml:space="preserve"> Нужно было сохранить корректность данных, обработать исключения, дать пользователю понятный результат и встроить решение в действующий процесс.</w:t>
-      </w:r>
-    </w:p>
-    <w:p>
-      <w:r>
-        <w:rPr>
-          <w:rFonts w:ascii="Arial" w:hAnsi="Arial"/>
-          <w:b/>
-          <w:color w:val="171717"/>
-          <w:sz w:val="19"/>
-        </w:rPr>
         <w:t>Контур решения.</w:t>
       </w:r>
       <w:r>
@@ -1138,67 +1098,7 @@
           <w:color w:val="171717"/>
           <w:sz w:val="19"/>
         </w:rPr>
-        <w:t xml:space="preserve"> 1С:Бухгалтерия 3.0 → True API → HTTP → SSL → БСП → фоновые задания → DataMatrix</w:t>
-      </w:r>
-    </w:p>
-    <w:p>
-      <w:r>
-        <w:rPr>
-          <w:rFonts w:ascii="Arial" w:hAnsi="Arial"/>
-          <w:b/>
-          <w:color w:val="171717"/>
-          <w:sz w:val="19"/>
-        </w:rPr>
-        <w:t>До внедрения.</w:t>
-      </w:r>
-      <w:r>
-        <w:rPr>
-          <w:rFonts w:ascii="Arial" w:hAnsi="Arial"/>
-          <w:b w:val="0"/>
-          <w:color w:val="171717"/>
-          <w:sz w:val="19"/>
-        </w:rPr>
-        <w:t xml:space="preserve"> Статус ЭДО в бухгалтерской базе не всегда давал достаточную уверенность. Сотрудники дополнительно проверяли документы и коды маркировки вручную, что занимало до нескольких рабочих дней.</w:t>
-      </w:r>
-    </w:p>
-    <w:p>
-      <w:r>
-        <w:rPr>
-          <w:rFonts w:ascii="Arial" w:hAnsi="Arial"/>
-          <w:b/>
-          <w:color w:val="171717"/>
-          <w:sz w:val="19"/>
-        </w:rPr>
-        <w:t>После внедрения.</w:t>
-      </w:r>
-      <w:r>
-        <w:rPr>
-          <w:rFonts w:ascii="Arial" w:hAnsi="Arial"/>
-          <w:b w:val="0"/>
-          <w:color w:val="171717"/>
-          <w:sz w:val="19"/>
-        </w:rPr>
-        <w:t xml:space="preserve"> Пользователь получает единую таблицу с реализациями, УПД, статусами, идентификаторами и количеством кодов, а также отдельную выгрузку TXT. Многодневная ручная сверка заменена одним запуском и анализом готового результата.</w:t>
-      </w:r>
-    </w:p>
-    <w:p>
-      <w:r>
-        <w:rPr>
-          <w:rFonts w:ascii="Arial" w:hAnsi="Arial"/>
-          <w:b/>
-          <w:color w:val="171717"/>
-          <w:sz w:val="19"/>
-        </w:rPr>
-        <w:t>Влияние на бизнес.</w:t>
-      </w:r>
-      <w:r>
-        <w:rPr>
-          <w:rFonts w:ascii="Arial" w:hAnsi="Arial"/>
-          <w:b w:val="0"/>
-          <w:color w:val="171717"/>
-          <w:sz w:val="19"/>
-        </w:rPr>
-        <w:t xml:space="preserve"> Пользователь получает единую таблицу с реализациями, УПД, статусами, идентификаторами и количеством кодов, а также отдельную выгрузку TXT. Многодневная ручная сверка заменена одним запуском и анализом готового результата.</w:t>
+        <w:t xml:space="preserve"> 1С:Бухгалтерия 3.0 &gt; True API &gt; HTTP &gt; SSL &gt; БСП &gt; фоновые задания &gt; DataMatrix</w:t>
       </w:r>
     </w:p>
     <w:p>
@@ -1318,46 +1218,6 @@
           <w:color w:val="171717"/>
           <w:sz w:val="19"/>
         </w:rPr>
-        <w:t>Контекст.</w:t>
-      </w:r>
-      <w:r>
-        <w:rPr>
-          <w:rFonts w:ascii="Arial" w:hAnsi="Arial"/>
-          <w:b w:val="0"/>
-          <w:color w:val="171717"/>
-          <w:sz w:val="19"/>
-        </w:rPr>
-        <w:t xml:space="preserve"> Автоматический приём JSON с FTP и сопоставление с объектами 1С.</w:t>
-      </w:r>
-    </w:p>
-    <w:p>
-      <w:r>
-        <w:rPr>
-          <w:rFonts w:ascii="Arial" w:hAnsi="Arial"/>
-          <w:b/>
-          <w:color w:val="171717"/>
-          <w:sz w:val="19"/>
-        </w:rPr>
-        <w:t>Технические сложности.</w:t>
-      </w:r>
-      <w:r>
-        <w:rPr>
-          <w:rFonts w:ascii="Arial" w:hAnsi="Arial"/>
-          <w:b w:val="0"/>
-          <w:color w:val="171717"/>
-          <w:sz w:val="19"/>
-        </w:rPr>
-        <w:t xml:space="preserve"> Нужно было сохранить корректность данных, обработать исключения, дать пользователю понятный результат и встроить решение в действующий процесс.</w:t>
-      </w:r>
-    </w:p>
-    <w:p>
-      <w:r>
-        <w:rPr>
-          <w:rFonts w:ascii="Arial" w:hAnsi="Arial"/>
-          <w:b/>
-          <w:color w:val="171717"/>
-          <w:sz w:val="19"/>
-        </w:rPr>
         <w:t>Контур решения.</w:t>
       </w:r>
       <w:r>
@@ -1367,67 +1227,7 @@
           <w:color w:val="171717"/>
           <w:sz w:val="19"/>
         </w:rPr>
-        <w:t xml:space="preserve"> 1С:УТ → FTP → JSON → регламентные задания → регистры сведений → DataMatrix</w:t>
-      </w:r>
-    </w:p>
-    <w:p>
-      <w:r>
-        <w:rPr>
-          <w:rFonts w:ascii="Arial" w:hAnsi="Arial"/>
-          <w:b/>
-          <w:color w:val="171717"/>
-          <w:sz w:val="19"/>
-        </w:rPr>
-        <w:t>До внедрения.</w:t>
-      </w:r>
-      <w:r>
-        <w:rPr>
-          <w:rFonts w:ascii="Arial" w:hAnsi="Arial"/>
-          <w:b w:val="0"/>
-          <w:color w:val="171717"/>
-          <w:sz w:val="19"/>
-        </w:rPr>
-        <w:t xml:space="preserve"> Торговые агенты при наличной продаже сканируют торговую точку и коды блоков и коробов. Бизнесу требовалось централизованно собирать эти данные и связывать их с учётом.</w:t>
-      </w:r>
-    </w:p>
-    <w:p>
-      <w:r>
-        <w:rPr>
-          <w:rFonts w:ascii="Arial" w:hAnsi="Arial"/>
-          <w:b/>
-          <w:color w:val="171717"/>
-          <w:sz w:val="19"/>
-        </w:rPr>
-        <w:t>После внедрения.</w:t>
-      </w:r>
-      <w:r>
-        <w:rPr>
-          <w:rFonts w:ascii="Arial" w:hAnsi="Arial"/>
-          <w:b w:val="0"/>
-          <w:color w:val="171717"/>
-          <w:sz w:val="19"/>
-        </w:rPr>
-        <w:t xml:space="preserve"> Данные поступают в 1С автоматически и становятся пригодными для аналитики без ручной сборки файлов. Ошибки сопоставления не теряются, а фиксируются для последующей обработки.</w:t>
-      </w:r>
-    </w:p>
-    <w:p>
-      <w:r>
-        <w:rPr>
-          <w:rFonts w:ascii="Arial" w:hAnsi="Arial"/>
-          <w:b/>
-          <w:color w:val="171717"/>
-          <w:sz w:val="19"/>
-        </w:rPr>
-        <w:t>Влияние на бизнес.</w:t>
-      </w:r>
-      <w:r>
-        <w:rPr>
-          <w:rFonts w:ascii="Arial" w:hAnsi="Arial"/>
-          <w:b w:val="0"/>
-          <w:color w:val="171717"/>
-          <w:sz w:val="19"/>
-        </w:rPr>
-        <w:t xml:space="preserve"> Данные поступают в 1С автоматически и становятся пригодными для аналитики без ручной сборки файлов. Ошибки сопоставления не теряются, а фиксируются для последующей обработки.</w:t>
+        <w:t xml:space="preserve"> 1С:УТ &gt; FTP &gt; JSON &gt; регламентные задания &gt; регистры сведений &gt; DataMatrix</w:t>
       </w:r>
     </w:p>
     <w:p>
@@ -1520,46 +1320,6 @@
           <w:color w:val="171717"/>
           <w:sz w:val="19"/>
         </w:rPr>
-        <w:t>Контекст.</w:t>
-      </w:r>
-      <w:r>
-        <w:rPr>
-          <w:rFonts w:ascii="Arial" w:hAnsi="Arial"/>
-          <w:b w:val="0"/>
-          <w:color w:val="171717"/>
-          <w:sz w:val="19"/>
-        </w:rPr>
-        <w:t xml:space="preserve"> Сверка сканов из приложения с фактическими продажами бухгалтерской базы.</w:t>
-      </w:r>
-    </w:p>
-    <w:p>
-      <w:r>
-        <w:rPr>
-          <w:rFonts w:ascii="Arial" w:hAnsi="Arial"/>
-          <w:b/>
-          <w:color w:val="171717"/>
-          <w:sz w:val="19"/>
-        </w:rPr>
-        <w:t>Технические сложности.</w:t>
-      </w:r>
-      <w:r>
-        <w:rPr>
-          <w:rFonts w:ascii="Arial" w:hAnsi="Arial"/>
-          <w:b w:val="0"/>
-          <w:color w:val="171717"/>
-          <w:sz w:val="19"/>
-        </w:rPr>
-        <w:t xml:space="preserve"> Нужно было сохранить корректность данных, обработать исключения, дать пользователю понятный результат и встроить решение в действующий процесс.</w:t>
-      </w:r>
-    </w:p>
-    <w:p>
-      <w:r>
-        <w:rPr>
-          <w:rFonts w:ascii="Arial" w:hAnsi="Arial"/>
-          <w:b/>
-          <w:color w:val="171717"/>
-          <w:sz w:val="19"/>
-        </w:rPr>
         <w:t>Контур решения.</w:t>
       </w:r>
       <w:r>
@@ -1569,67 +1329,7 @@
           <w:color w:val="171717"/>
           <w:sz w:val="19"/>
         </w:rPr>
-        <w:t xml:space="preserve"> 1С → СКД → сложные запросы → регистры сведений → межбазовая сверка → Excel</w:t>
-      </w:r>
-    </w:p>
-    <w:p>
-      <w:r>
-        <w:rPr>
-          <w:rFonts w:ascii="Arial" w:hAnsi="Arial"/>
-          <w:b/>
-          <w:color w:val="171717"/>
-          <w:sz w:val="19"/>
-        </w:rPr>
-        <w:t>До внедрения.</w:t>
-      </w:r>
-      <w:r>
-        <w:rPr>
-          <w:rFonts w:ascii="Arial" w:hAnsi="Arial"/>
-          <w:b w:val="0"/>
-          <w:color w:val="171717"/>
-          <w:sz w:val="19"/>
-        </w:rPr>
-        <w:t xml:space="preserve"> Руководству было необходимо видеть, какие агенты сканируют маркированную продукцию, где сканы отсутствуют и насколько они соответствуют реальным продажам.</w:t>
-      </w:r>
-    </w:p>
-    <w:p>
-      <w:r>
-        <w:rPr>
-          <w:rFonts w:ascii="Arial" w:hAnsi="Arial"/>
-          <w:b/>
-          <w:color w:val="171717"/>
-          <w:sz w:val="19"/>
-        </w:rPr>
-        <w:t>После внедрения.</w:t>
-      </w:r>
-      <w:r>
-        <w:rPr>
-          <w:rFonts w:ascii="Arial" w:hAnsi="Arial"/>
-          <w:b w:val="0"/>
-          <w:color w:val="171717"/>
-          <w:sz w:val="19"/>
-        </w:rPr>
-        <w:t xml:space="preserve"> Руководители получают понятную картину по каждому подразделению и агенту: кто не сканирует, кто сканирует не полностью и где есть расхождения с учётом.</w:t>
-      </w:r>
-    </w:p>
-    <w:p>
-      <w:r>
-        <w:rPr>
-          <w:rFonts w:ascii="Arial" w:hAnsi="Arial"/>
-          <w:b/>
-          <w:color w:val="171717"/>
-          <w:sz w:val="19"/>
-        </w:rPr>
-        <w:t>Влияние на бизнес.</w:t>
-      </w:r>
-      <w:r>
-        <w:rPr>
-          <w:rFonts w:ascii="Arial" w:hAnsi="Arial"/>
-          <w:b w:val="0"/>
-          <w:color w:val="171717"/>
-          <w:sz w:val="19"/>
-        </w:rPr>
-        <w:t xml:space="preserve"> Руководители получают понятную картину по каждому подразделению и агенту: кто не сканирует, кто сканирует не полностью и где есть расхождения с учётом.</w:t>
+        <w:t xml:space="preserve"> 1С &gt; СКД &gt; сложные запросы &gt; регистры сведений &gt; межбазовая сверка &gt; Excel</w:t>
       </w:r>
     </w:p>
     <w:p>
@@ -1749,46 +1449,6 @@
           <w:color w:val="171717"/>
           <w:sz w:val="19"/>
         </w:rPr>
-        <w:t>Контекст.</w:t>
-      </w:r>
-      <w:r>
-        <w:rPr>
-          <w:rFonts w:ascii="Arial" w:hAnsi="Arial"/>
-          <w:b w:val="0"/>
-          <w:color w:val="171717"/>
-          <w:sz w:val="19"/>
-        </w:rPr>
-        <w:t xml:space="preserve"> Набор HTML/JavaScript-утилит для массовой работы с TXT, CSV и XML.</w:t>
-      </w:r>
-    </w:p>
-    <w:p>
-      <w:r>
-        <w:rPr>
-          <w:rFonts w:ascii="Arial" w:hAnsi="Arial"/>
-          <w:b/>
-          <w:color w:val="171717"/>
-          <w:sz w:val="19"/>
-        </w:rPr>
-        <w:t>Технические сложности.</w:t>
-      </w:r>
-      <w:r>
-        <w:rPr>
-          <w:rFonts w:ascii="Arial" w:hAnsi="Arial"/>
-          <w:b w:val="0"/>
-          <w:color w:val="171717"/>
-          <w:sz w:val="19"/>
-        </w:rPr>
-        <w:t xml:space="preserve"> Нужно было сохранить корректность данных, обработать исключения, дать пользователю понятный результат и встроить решение в действующий процесс.</w:t>
-      </w:r>
-    </w:p>
-    <w:p>
-      <w:r>
-        <w:rPr>
-          <w:rFonts w:ascii="Arial" w:hAnsi="Arial"/>
-          <w:b/>
-          <w:color w:val="171717"/>
-          <w:sz w:val="19"/>
-        </w:rPr>
         <w:t>Контур решения.</w:t>
       </w:r>
       <w:r>
@@ -1798,67 +1458,7 @@
           <w:color w:val="171717"/>
           <w:sz w:val="19"/>
         </w:rPr>
-        <w:t xml:space="preserve"> HTML → CSS → JavaScript → File API → CSV/XML/TXT → DataMatrix</w:t>
-      </w:r>
-    </w:p>
-    <w:p>
-      <w:r>
-        <w:rPr>
-          <w:rFonts w:ascii="Arial" w:hAnsi="Arial"/>
-          <w:b/>
-          <w:color w:val="171717"/>
-          <w:sz w:val="19"/>
-        </w:rPr>
-        <w:t>До внедрения.</w:t>
-      </w:r>
-      <w:r>
-        <w:rPr>
-          <w:rFonts w:ascii="Arial" w:hAnsi="Arial"/>
-          <w:b w:val="0"/>
-          <w:color w:val="171717"/>
-          <w:sz w:val="19"/>
-        </w:rPr>
-        <w:t xml:space="preserve"> Большие массивы кодов регулярно приходилось объединять, сравнивать, очищать и конвертировать вручную, при этом нельзя было потерять или изменить ни один символ DataMatrix.</w:t>
-      </w:r>
-    </w:p>
-    <w:p>
-      <w:r>
-        <w:rPr>
-          <w:rFonts w:ascii="Arial" w:hAnsi="Arial"/>
-          <w:b/>
-          <w:color w:val="171717"/>
-          <w:sz w:val="19"/>
-        </w:rPr>
-        <w:t>После внедрения.</w:t>
-      </w:r>
-      <w:r>
-        <w:rPr>
-          <w:rFonts w:ascii="Arial" w:hAnsi="Arial"/>
-          <w:b w:val="0"/>
-          <w:color w:val="171717"/>
-          <w:sz w:val="19"/>
-        </w:rPr>
-        <w:t xml:space="preserve"> Операции выполняются локально без установки ПО и передачи файлов внешним сервисам. Пользователь видит статистику, ошибки и получает готовые файлы для скачивания.</w:t>
-      </w:r>
-    </w:p>
-    <w:p>
-      <w:r>
-        <w:rPr>
-          <w:rFonts w:ascii="Arial" w:hAnsi="Arial"/>
-          <w:b/>
-          <w:color w:val="171717"/>
-          <w:sz w:val="19"/>
-        </w:rPr>
-        <w:t>Влияние на бизнес.</w:t>
-      </w:r>
-      <w:r>
-        <w:rPr>
-          <w:rFonts w:ascii="Arial" w:hAnsi="Arial"/>
-          <w:b w:val="0"/>
-          <w:color w:val="171717"/>
-          <w:sz w:val="19"/>
-        </w:rPr>
-        <w:t xml:space="preserve"> Операции выполняются локально без установки ПО и передачи файлов внешним сервисам. Пользователь видит статистику, ошибки и получает готовые файлы для скачивания.</w:t>
+        <w:t xml:space="preserve"> HTML &gt; CSS &gt; JavaScript &gt; File API &gt; CSV/XML/TXT &gt; DataMatrix</w:t>
       </w:r>
     </w:p>
     <w:p>
@@ -1951,46 +1551,6 @@
           <w:color w:val="171717"/>
           <w:sz w:val="19"/>
         </w:rPr>
-        <w:t>Контекст.</w:t>
-      </w:r>
-      <w:r>
-        <w:rPr>
-          <w:rFonts w:ascii="Arial" w:hAnsi="Arial"/>
-          <w:b w:val="0"/>
-          <w:color w:val="171717"/>
-          <w:sz w:val="19"/>
-        </w:rPr>
-        <w:t xml:space="preserve"> Многостраничные формы с динамическими реквизитами и подписантами.</w:t>
-      </w:r>
-    </w:p>
-    <w:p>
-      <w:r>
-        <w:rPr>
-          <w:rFonts w:ascii="Arial" w:hAnsi="Arial"/>
-          <w:b/>
-          <w:color w:val="171717"/>
-          <w:sz w:val="19"/>
-        </w:rPr>
-        <w:t>Технические сложности.</w:t>
-      </w:r>
-      <w:r>
-        <w:rPr>
-          <w:rFonts w:ascii="Arial" w:hAnsi="Arial"/>
-          <w:b w:val="0"/>
-          <w:color w:val="171717"/>
-          <w:sz w:val="19"/>
-        </w:rPr>
-        <w:t xml:space="preserve"> Нужно было сохранить корректность данных, обработать исключения, дать пользователю понятный результат и встроить решение в действующий процесс.</w:t>
-      </w:r>
-    </w:p>
-    <w:p>
-      <w:r>
-        <w:rPr>
-          <w:rFonts w:ascii="Arial" w:hAnsi="Arial"/>
-          <w:b/>
-          <w:color w:val="171717"/>
-          <w:sz w:val="19"/>
-        </w:rPr>
         <w:t>Контур решения.</w:t>
       </w:r>
       <w:r>
@@ -2000,67 +1560,7 @@
           <w:color w:val="171717"/>
           <w:sz w:val="19"/>
         </w:rPr>
-        <w:t xml:space="preserve"> 1С → табличный документ → макеты → печатные формы → PDF</w:t>
-      </w:r>
-    </w:p>
-    <w:p>
-      <w:r>
-        <w:rPr>
-          <w:rFonts w:ascii="Arial" w:hAnsi="Arial"/>
-          <w:b/>
-          <w:color w:val="171717"/>
-          <w:sz w:val="19"/>
-        </w:rPr>
-        <w:t>До внедрения.</w:t>
-      </w:r>
-      <w:r>
-        <w:rPr>
-          <w:rFonts w:ascii="Arial" w:hAnsi="Arial"/>
-          <w:b w:val="0"/>
-          <w:color w:val="171717"/>
-          <w:sz w:val="19"/>
-        </w:rPr>
-        <w:t xml:space="preserve"> Типовые формы не учитывали внутренние правила по организациям, подписантам, датам и составу комплектов документов.</w:t>
-      </w:r>
-    </w:p>
-    <w:p>
-      <w:r>
-        <w:rPr>
-          <w:rFonts w:ascii="Arial" w:hAnsi="Arial"/>
-          <w:b/>
-          <w:color w:val="171717"/>
-          <w:sz w:val="19"/>
-        </w:rPr>
-        <w:t>После внедрения.</w:t>
-      </w:r>
-      <w:r>
-        <w:rPr>
-          <w:rFonts w:ascii="Arial" w:hAnsi="Arial"/>
-          <w:b w:val="0"/>
-          <w:color w:val="171717"/>
-          <w:sz w:val="19"/>
-        </w:rPr>
-        <w:t xml:space="preserve"> Документы формируются по правилам компании и готовы к печати без ручной правки. Массовая выгрузка ускоряет подготовку комплектов.</w:t>
-      </w:r>
-    </w:p>
-    <w:p>
-      <w:r>
-        <w:rPr>
-          <w:rFonts w:ascii="Arial" w:hAnsi="Arial"/>
-          <w:b/>
-          <w:color w:val="171717"/>
-          <w:sz w:val="19"/>
-        </w:rPr>
-        <w:t>Влияние на бизнес.</w:t>
-      </w:r>
-      <w:r>
-        <w:rPr>
-          <w:rFonts w:ascii="Arial" w:hAnsi="Arial"/>
-          <w:b w:val="0"/>
-          <w:color w:val="171717"/>
-          <w:sz w:val="19"/>
-        </w:rPr>
-        <w:t xml:space="preserve"> Документы формируются по правилам компании и готовы к печати без ручной правки. Массовая выгрузка ускоряет подготовку комплектов.</w:t>
+        <w:t xml:space="preserve"> 1С &gt; табличный документ &gt; макеты &gt; печатные формы &gt; PDF</w:t>
       </w:r>
     </w:p>
     <w:p>
@@ -2180,46 +1680,6 @@
           <w:color w:val="171717"/>
           <w:sz w:val="19"/>
         </w:rPr>
-        <w:t>Контекст.</w:t>
-      </w:r>
-      <w:r>
-        <w:rPr>
-          <w:rFonts w:ascii="Arial" w:hAnsi="Arial"/>
-          <w:b w:val="0"/>
-          <w:color w:val="171717"/>
-          <w:sz w:val="19"/>
-        </w:rPr>
-        <w:t xml:space="preserve"> Планы обмена, КД 2.1, XML и выборочный перенос документов.</w:t>
-      </w:r>
-    </w:p>
-    <w:p>
-      <w:r>
-        <w:rPr>
-          <w:rFonts w:ascii="Arial" w:hAnsi="Arial"/>
-          <w:b/>
-          <w:color w:val="171717"/>
-          <w:sz w:val="19"/>
-        </w:rPr>
-        <w:t>Технические сложности.</w:t>
-      </w:r>
-      <w:r>
-        <w:rPr>
-          <w:rFonts w:ascii="Arial" w:hAnsi="Arial"/>
-          <w:b w:val="0"/>
-          <w:color w:val="171717"/>
-          <w:sz w:val="19"/>
-        </w:rPr>
-        <w:t xml:space="preserve"> Нужно было сохранить корректность данных, обработать исключения, дать пользователю понятный результат и встроить решение в действующий процесс.</w:t>
-      </w:r>
-    </w:p>
-    <w:p>
-      <w:r>
-        <w:rPr>
-          <w:rFonts w:ascii="Arial" w:hAnsi="Arial"/>
-          <w:b/>
-          <w:color w:val="171717"/>
-          <w:sz w:val="19"/>
-        </w:rPr>
         <w:t>Контур решения.</w:t>
       </w:r>
       <w:r>
@@ -2229,67 +1689,7 @@
           <w:color w:val="171717"/>
           <w:sz w:val="19"/>
         </w:rPr>
-        <w:t xml:space="preserve"> 1С → КД 2.1 → планы обмена → XML → фоновые задания</w:t>
-      </w:r>
-    </w:p>
-    <w:p>
-      <w:r>
-        <w:rPr>
-          <w:rFonts w:ascii="Arial" w:hAnsi="Arial"/>
-          <w:b/>
-          <w:color w:val="171717"/>
-          <w:sz w:val="19"/>
-        </w:rPr>
-        <w:t>До внедрения.</w:t>
-      </w:r>
-      <w:r>
-        <w:rPr>
-          <w:rFonts w:ascii="Arial" w:hAnsi="Arial"/>
-          <w:b w:val="0"/>
-          <w:color w:val="171717"/>
-          <w:sz w:val="19"/>
-        </w:rPr>
-        <w:t xml:space="preserve"> Обмены между базами требовали доработки правил, контроля регистрации объектов и разбора ошибок переноса.</w:t>
-      </w:r>
-    </w:p>
-    <w:p>
-      <w:r>
-        <w:rPr>
-          <w:rFonts w:ascii="Arial" w:hAnsi="Arial"/>
-          <w:b/>
-          <w:color w:val="171717"/>
-          <w:sz w:val="19"/>
-        </w:rPr>
-        <w:t>После внедрения.</w:t>
-      </w:r>
-      <w:r>
-        <w:rPr>
-          <w:rFonts w:ascii="Arial" w:hAnsi="Arial"/>
-          <w:b w:val="0"/>
-          <w:color w:val="171717"/>
-          <w:sz w:val="19"/>
-        </w:rPr>
-        <w:t xml:space="preserve"> Нужные документы и реквизиты передаются между контурами предсказуемо, а ошибки локализуются на уровне правила или объекта.</w:t>
-      </w:r>
-    </w:p>
-    <w:p>
-      <w:r>
-        <w:rPr>
-          <w:rFonts w:ascii="Arial" w:hAnsi="Arial"/>
-          <w:b/>
-          <w:color w:val="171717"/>
-          <w:sz w:val="19"/>
-        </w:rPr>
-        <w:t>Влияние на бизнес.</w:t>
-      </w:r>
-      <w:r>
-        <w:rPr>
-          <w:rFonts w:ascii="Arial" w:hAnsi="Arial"/>
-          <w:b w:val="0"/>
-          <w:color w:val="171717"/>
-          <w:sz w:val="19"/>
-        </w:rPr>
-        <w:t xml:space="preserve"> Нужные документы и реквизиты передаются между контурами предсказуемо, а ошибки локализуются на уровне правила или объекта.</w:t>
+        <w:t xml:space="preserve"> 1С &gt; КД 2.1 &gt; планы обмена &gt; XML &gt; фоновые задания</w:t>
       </w:r>
     </w:p>
     <w:p>
@@ -2468,7 +1868,7 @@
           <w:color w:val="171717"/>
           <w:sz w:val="19"/>
         </w:rPr>
-        <w:t>1С-разработчик и бизнес-аналитик с практическим опытом автоматизации торговли, производства, склада, логистики, маркировки и документооборота. Самостоятельно прохожу полный цикл: уточняю задачу, разбираю процесс, проектирую решение, разрабатываю, тестирую, запускаю и сопровождаю.</w:t>
+        <w:t>1С-разработчик и бизнес-аналитик. Автоматизирую процессы торговли, производства, склада, логистики, маркировки и документооборота. Самостоятельно собираю требования, проектирую и разрабатываю решения, проверяю их на тестовой базе, внедряю и сопровождаю после запуска.</w:t>
       </w:r>
     </w:p>
     <w:p>
@@ -2479,7 +1879,7 @@
           <w:color w:val="171717"/>
           <w:sz w:val="19"/>
         </w:rPr>
-        <w:t>Ниже приведены показательные кейсы, а не полный список выполненных задач. Нестандартные запросы руководства и пользователей самостоятельно формализовывались и доводились до рабочего результата.</w:t>
+        <w:t>Ниже приведена часть реализованных решений. Помимо этих проектов, выполнял текущие доработки по запросам руководства и пользователей: самостоятельно уточнял требования и отвечал за результат после внедрения.</w:t>
       </w:r>
     </w:p>
     <w:sectPr>
